--- a/assets/downloads/simulation-32/rubric.docx
+++ b/assets/downloads/simulation-32/rubric.docx
@@ -13,10 +13,8 @@
       </w:pPr>
       <w:r>
         <w:rPr>
-          <w:rFonts w:ascii="Aptos" w:hAnsi="Aptos" w:cs="Aptos" w:eastAsia="Aptos"/>
+          <w:rFonts w:ascii="Aptos" w:eastAsia="Aptos" w:hAnsi="Aptos" w:cs="Aptos"/>
           <w:color w:val="000000"/>
-          <w:sz w:val="40"/>
-          <w:szCs w:val="40"/>
         </w:rPr>
         <w:t>Rubric</w:t>
       </w:r>
@@ -32,17 +30,16 @@
         <w:tblLook w:val="04A0" w:firstRow="1" w:lastRow="0" w:firstColumn="1" w:lastColumn="0" w:noHBand="0" w:noVBand="1"/>
       </w:tblPr>
       <w:tblGrid>
-        <w:gridCol w:w="1804"/>
-        <w:gridCol w:w="1996"/>
-        <w:gridCol w:w="2378"/>
-        <w:gridCol w:w="810"/>
-        <w:gridCol w:w="2488"/>
+        <w:gridCol w:w="1521"/>
+        <w:gridCol w:w="2274"/>
+        <w:gridCol w:w="2686"/>
+        <w:gridCol w:w="957"/>
+        <w:gridCol w:w="2038"/>
       </w:tblGrid>
       <w:tr>
-        <w:trPr/>
         <w:tc>
           <w:tcPr>
-            <w:tcW w:w="1804" w:type="dxa"/>
+            <w:tcW w:w="1521" w:type="dxa"/>
             <w:shd w:val="clear" w:color="auto" w:fill="A73023"/>
           </w:tcPr>
           <w:p>
@@ -57,21 +54,19 @@
             </w:pPr>
             <w:r>
               <w:rPr>
-                <w:rFonts w:ascii="Aptos" w:hAnsi="Aptos" w:cs="Aptos" w:eastAsia="Aptos"/>
                 <w:b/>
                 <w:bCs/>
                 <w:color w:val="FFFFFF" w:themeColor="background1"/>
                 <w:sz w:val="20"/>
                 <w:szCs w:val="20"/>
               </w:rPr>
-              <w:lastRenderedPageBreak/>
               <w:t>CRITERIA</w:t>
             </w:r>
           </w:p>
         </w:tc>
         <w:tc>
           <w:tcPr>
-            <w:tcW w:w="1996" w:type="dxa"/>
+            <w:tcW w:w="2274" w:type="dxa"/>
             <w:shd w:val="clear" w:color="auto" w:fill="A73023"/>
           </w:tcPr>
           <w:p>
@@ -86,7 +81,6 @@
             </w:pPr>
             <w:r>
               <w:rPr>
-                <w:rFonts w:ascii="Aptos" w:hAnsi="Aptos" w:cs="Aptos" w:eastAsia="Aptos"/>
                 <w:b/>
                 <w:bCs/>
                 <w:color w:val="FFFFFF" w:themeColor="background1"/>
@@ -99,7 +93,7 @@
         </w:tc>
         <w:tc>
           <w:tcPr>
-            <w:tcW w:w="2378" w:type="dxa"/>
+            <w:tcW w:w="2686" w:type="dxa"/>
             <w:shd w:val="clear" w:color="auto" w:fill="A73023"/>
           </w:tcPr>
           <w:p>
@@ -114,7 +108,6 @@
             </w:pPr>
             <w:r>
               <w:rPr>
-                <w:rFonts w:ascii="Aptos" w:hAnsi="Aptos" w:cs="Aptos" w:eastAsia="Aptos"/>
                 <w:b/>
                 <w:bCs/>
                 <w:color w:val="FFFFFF" w:themeColor="background1"/>
@@ -127,7 +120,7 @@
         </w:tc>
         <w:tc>
           <w:tcPr>
-            <w:tcW w:w="810" w:type="dxa"/>
+            <w:tcW w:w="957" w:type="dxa"/>
             <w:shd w:val="clear" w:color="auto" w:fill="A73023"/>
           </w:tcPr>
           <w:p>
@@ -142,7 +135,6 @@
             </w:pPr>
             <w:r>
               <w:rPr>
-                <w:rFonts w:ascii="Aptos" w:hAnsi="Aptos" w:cs="Aptos" w:eastAsia="Aptos"/>
                 <w:b/>
                 <w:bCs/>
                 <w:color w:val="FFFFFF" w:themeColor="background1"/>
@@ -155,7 +147,7 @@
         </w:tc>
         <w:tc>
           <w:tcPr>
-            <w:tcW w:w="2488" w:type="dxa"/>
+            <w:tcW w:w="2038" w:type="dxa"/>
             <w:shd w:val="clear" w:color="auto" w:fill="A73023"/>
           </w:tcPr>
           <w:p>
@@ -170,7 +162,6 @@
             </w:pPr>
             <w:r>
               <w:rPr>
-                <w:rFonts w:ascii="Aptos" w:hAnsi="Aptos" w:cs="Aptos" w:eastAsia="Aptos"/>
                 <w:b/>
                 <w:bCs/>
                 <w:color w:val="FFFFFF" w:themeColor="background1"/>
@@ -183,10 +174,9 @@
         </w:tc>
       </w:tr>
       <w:tr>
-        <w:trPr/>
         <w:tc>
           <w:tcPr>
-            <w:tcW w:w="1804" w:type="dxa"/>
+            <w:tcW w:w="1521" w:type="dxa"/>
           </w:tcPr>
           <w:p>
             <w:pPr>
@@ -200,7 +190,6 @@
             </w:pPr>
             <w:r>
               <w:rPr>
-                <w:rFonts w:ascii="Aptos" w:hAnsi="Aptos" w:cs="Aptos" w:eastAsia="Aptos"/>
                 <w:color w:val="000000"/>
                 <w:sz w:val="20"/>
                 <w:szCs w:val="20"/>
@@ -211,7 +200,7 @@
         </w:tc>
         <w:tc>
           <w:tcPr>
-            <w:tcW w:w="1996" w:type="dxa"/>
+            <w:tcW w:w="2274" w:type="dxa"/>
           </w:tcPr>
           <w:p>
             <w:pPr>
@@ -225,7 +214,6 @@
             </w:pPr>
             <w:r>
               <w:rPr>
-                <w:rFonts w:ascii="Aptos" w:hAnsi="Aptos" w:cs="Aptos" w:eastAsia="Aptos"/>
                 <w:color w:val="000000"/>
                 <w:sz w:val="20"/>
                 <w:szCs w:val="20"/>
@@ -235,7 +223,6 @@
             <w:proofErr w:type="gramStart"/>
             <w:r>
               <w:rPr>
-                <w:rFonts w:ascii="Aptos" w:hAnsi="Aptos" w:cs="Aptos" w:eastAsia="Aptos"/>
                 <w:color w:val="000000"/>
                 <w:sz w:val="20"/>
                 <w:szCs w:val="20"/>
@@ -245,7 +232,6 @@
             <w:proofErr w:type="gramEnd"/>
             <w:r>
               <w:rPr>
-                <w:rFonts w:ascii="Aptos" w:hAnsi="Aptos" w:cs="Aptos" w:eastAsia="Aptos"/>
                 <w:color w:val="000000"/>
                 <w:sz w:val="20"/>
                 <w:szCs w:val="20"/>
@@ -256,7 +242,7 @@
         </w:tc>
         <w:tc>
           <w:tcPr>
-            <w:tcW w:w="2378" w:type="dxa"/>
+            <w:tcW w:w="2686" w:type="dxa"/>
           </w:tcPr>
           <w:p>
             <w:pPr>
@@ -271,7 +257,6 @@
             <w:proofErr w:type="gramStart"/>
             <w:r>
               <w:rPr>
-                <w:rFonts w:ascii="Aptos" w:hAnsi="Aptos" w:cs="Aptos" w:eastAsia="Aptos"/>
                 <w:color w:val="000000"/>
                 <w:sz w:val="20"/>
                 <w:szCs w:val="20"/>
@@ -281,7 +266,6 @@
             <w:proofErr w:type="gramEnd"/>
             <w:r>
               <w:rPr>
-                <w:rFonts w:ascii="Aptos" w:hAnsi="Aptos" w:cs="Aptos" w:eastAsia="Aptos"/>
                 <w:color w:val="000000"/>
                 <w:sz w:val="20"/>
                 <w:szCs w:val="20"/>
@@ -292,7 +276,7 @@
         </w:tc>
         <w:tc>
           <w:tcPr>
-            <w:tcW w:w="810" w:type="dxa"/>
+            <w:tcW w:w="957" w:type="dxa"/>
           </w:tcPr>
           <w:p>
             <w:pPr>
@@ -308,7 +292,7 @@
         </w:tc>
         <w:tc>
           <w:tcPr>
-            <w:tcW w:w="2488" w:type="dxa"/>
+            <w:tcW w:w="2038" w:type="dxa"/>
           </w:tcPr>
           <w:p>
             <w:pPr>
@@ -324,10 +308,9 @@
         </w:tc>
       </w:tr>
       <w:tr>
-        <w:trPr/>
         <w:tc>
           <w:tcPr>
-            <w:tcW w:w="1804" w:type="dxa"/>
+            <w:tcW w:w="1521" w:type="dxa"/>
           </w:tcPr>
           <w:p>
             <w:pPr>
@@ -341,7 +324,6 @@
             </w:pPr>
             <w:r>
               <w:rPr>
-                <w:rFonts w:ascii="Aptos" w:hAnsi="Aptos" w:cs="Aptos" w:eastAsia="Aptos"/>
                 <w:color w:val="000000"/>
                 <w:sz w:val="20"/>
                 <w:szCs w:val="20"/>
@@ -352,7 +334,7 @@
         </w:tc>
         <w:tc>
           <w:tcPr>
-            <w:tcW w:w="1996" w:type="dxa"/>
+            <w:tcW w:w="2274" w:type="dxa"/>
           </w:tcPr>
           <w:p>
             <w:pPr>
@@ -366,7 +348,6 @@
             </w:pPr>
             <w:r>
               <w:rPr>
-                <w:rFonts w:ascii="Aptos" w:hAnsi="Aptos" w:cs="Aptos" w:eastAsia="Aptos"/>
                 <w:color w:val="000000"/>
                 <w:sz w:val="20"/>
                 <w:szCs w:val="20"/>
@@ -377,7 +358,7 @@
         </w:tc>
         <w:tc>
           <w:tcPr>
-            <w:tcW w:w="2378" w:type="dxa"/>
+            <w:tcW w:w="2686" w:type="dxa"/>
           </w:tcPr>
           <w:p>
             <w:pPr>
@@ -391,7 +372,6 @@
             </w:pPr>
             <w:r>
               <w:rPr>
-                <w:rFonts w:ascii="Aptos" w:hAnsi="Aptos" w:cs="Aptos" w:eastAsia="Aptos"/>
                 <w:color w:val="000000"/>
                 <w:sz w:val="20"/>
                 <w:szCs w:val="20"/>
@@ -402,7 +382,7 @@
         </w:tc>
         <w:tc>
           <w:tcPr>
-            <w:tcW w:w="810" w:type="dxa"/>
+            <w:tcW w:w="957" w:type="dxa"/>
           </w:tcPr>
           <w:p>
             <w:pPr>
@@ -418,7 +398,7 @@
         </w:tc>
         <w:tc>
           <w:tcPr>
-            <w:tcW w:w="2488" w:type="dxa"/>
+            <w:tcW w:w="2038" w:type="dxa"/>
           </w:tcPr>
           <w:p>
             <w:pPr>
@@ -434,10 +414,9 @@
         </w:tc>
       </w:tr>
       <w:tr>
-        <w:trPr/>
         <w:tc>
           <w:tcPr>
-            <w:tcW w:w="1804" w:type="dxa"/>
+            <w:tcW w:w="1521" w:type="dxa"/>
           </w:tcPr>
           <w:p>
             <w:pPr>
@@ -451,7 +430,6 @@
             </w:pPr>
             <w:r>
               <w:rPr>
-                <w:rFonts w:ascii="Aptos" w:hAnsi="Aptos" w:cs="Aptos" w:eastAsia="Aptos"/>
                 <w:color w:val="000000"/>
                 <w:sz w:val="20"/>
                 <w:szCs w:val="20"/>
@@ -462,7 +440,7 @@
         </w:tc>
         <w:tc>
           <w:tcPr>
-            <w:tcW w:w="1996" w:type="dxa"/>
+            <w:tcW w:w="2274" w:type="dxa"/>
           </w:tcPr>
           <w:p>
             <w:pPr>
@@ -476,7 +454,6 @@
             </w:pPr>
             <w:r>
               <w:rPr>
-                <w:rFonts w:ascii="Aptos" w:hAnsi="Aptos" w:cs="Aptos" w:eastAsia="Aptos"/>
                 <w:color w:val="000000"/>
                 <w:sz w:val="20"/>
                 <w:szCs w:val="20"/>
@@ -487,7 +464,7 @@
         </w:tc>
         <w:tc>
           <w:tcPr>
-            <w:tcW w:w="2378" w:type="dxa"/>
+            <w:tcW w:w="2686" w:type="dxa"/>
           </w:tcPr>
           <w:p>
             <w:pPr>
@@ -501,7 +478,6 @@
             </w:pPr>
             <w:r>
               <w:rPr>
-                <w:rFonts w:ascii="Aptos" w:hAnsi="Aptos" w:cs="Aptos" w:eastAsia="Aptos"/>
                 <w:color w:val="000000"/>
                 <w:sz w:val="20"/>
                 <w:szCs w:val="20"/>
@@ -512,7 +488,7 @@
         </w:tc>
         <w:tc>
           <w:tcPr>
-            <w:tcW w:w="810" w:type="dxa"/>
+            <w:tcW w:w="957" w:type="dxa"/>
           </w:tcPr>
           <w:p>
             <w:pPr>
@@ -528,7 +504,7 @@
         </w:tc>
         <w:tc>
           <w:tcPr>
-            <w:tcW w:w="2488" w:type="dxa"/>
+            <w:tcW w:w="2038" w:type="dxa"/>
           </w:tcPr>
           <w:p>
             <w:pPr>
@@ -544,10 +520,9 @@
         </w:tc>
       </w:tr>
       <w:tr>
-        <w:trPr/>
         <w:tc>
           <w:tcPr>
-            <w:tcW w:w="1804" w:type="dxa"/>
+            <w:tcW w:w="1521" w:type="dxa"/>
           </w:tcPr>
           <w:p>
             <w:pPr>
@@ -561,7 +536,6 @@
             </w:pPr>
             <w:r>
               <w:rPr>
-                <w:rFonts w:ascii="Aptos" w:hAnsi="Aptos" w:cs="Aptos" w:eastAsia="Aptos"/>
                 <w:color w:val="000000"/>
                 <w:sz w:val="20"/>
                 <w:szCs w:val="20"/>
@@ -572,7 +546,7 @@
         </w:tc>
         <w:tc>
           <w:tcPr>
-            <w:tcW w:w="1996" w:type="dxa"/>
+            <w:tcW w:w="2274" w:type="dxa"/>
           </w:tcPr>
           <w:p>
             <w:pPr>
@@ -586,7 +560,6 @@
             </w:pPr>
             <w:r>
               <w:rPr>
-                <w:rFonts w:ascii="Aptos" w:hAnsi="Aptos" w:cs="Aptos" w:eastAsia="Aptos"/>
                 <w:color w:val="000000"/>
                 <w:sz w:val="20"/>
                 <w:szCs w:val="20"/>
@@ -597,7 +570,7 @@
         </w:tc>
         <w:tc>
           <w:tcPr>
-            <w:tcW w:w="2378" w:type="dxa"/>
+            <w:tcW w:w="2686" w:type="dxa"/>
           </w:tcPr>
           <w:p>
             <w:pPr>
@@ -611,7 +584,6 @@
             </w:pPr>
             <w:r>
               <w:rPr>
-                <w:rFonts w:ascii="Aptos" w:hAnsi="Aptos" w:cs="Aptos" w:eastAsia="Aptos"/>
                 <w:color w:val="000000"/>
                 <w:sz w:val="20"/>
                 <w:szCs w:val="20"/>
@@ -622,7 +594,7 @@
         </w:tc>
         <w:tc>
           <w:tcPr>
-            <w:tcW w:w="810" w:type="dxa"/>
+            <w:tcW w:w="957" w:type="dxa"/>
           </w:tcPr>
           <w:p>
             <w:pPr>
@@ -638,7 +610,7 @@
         </w:tc>
         <w:tc>
           <w:tcPr>
-            <w:tcW w:w="2488" w:type="dxa"/>
+            <w:tcW w:w="2038" w:type="dxa"/>
           </w:tcPr>
           <w:p>
             <w:pPr>
@@ -654,10 +626,9 @@
         </w:tc>
       </w:tr>
       <w:tr>
-        <w:trPr/>
         <w:tc>
           <w:tcPr>
-            <w:tcW w:w="1804" w:type="dxa"/>
+            <w:tcW w:w="1521" w:type="dxa"/>
           </w:tcPr>
           <w:p>
             <w:pPr>
@@ -671,7 +642,6 @@
             </w:pPr>
             <w:r>
               <w:rPr>
-                <w:rFonts w:ascii="Aptos" w:hAnsi="Aptos" w:cs="Aptos" w:eastAsia="Aptos"/>
                 <w:color w:val="000000"/>
                 <w:sz w:val="20"/>
                 <w:szCs w:val="20"/>
@@ -682,7 +652,7 @@
         </w:tc>
         <w:tc>
           <w:tcPr>
-            <w:tcW w:w="1996" w:type="dxa"/>
+            <w:tcW w:w="2274" w:type="dxa"/>
           </w:tcPr>
           <w:p>
             <w:pPr>
@@ -696,7 +666,6 @@
             </w:pPr>
             <w:r>
               <w:rPr>
-                <w:rFonts w:ascii="Aptos" w:hAnsi="Aptos" w:cs="Aptos" w:eastAsia="Aptos"/>
                 <w:color w:val="000000"/>
                 <w:sz w:val="20"/>
                 <w:szCs w:val="20"/>
@@ -707,7 +676,7 @@
         </w:tc>
         <w:tc>
           <w:tcPr>
-            <w:tcW w:w="2378" w:type="dxa"/>
+            <w:tcW w:w="2686" w:type="dxa"/>
           </w:tcPr>
           <w:p>
             <w:pPr>
@@ -721,7 +690,6 @@
             </w:pPr>
             <w:r>
               <w:rPr>
-                <w:rFonts w:ascii="Aptos" w:hAnsi="Aptos" w:cs="Aptos" w:eastAsia="Aptos"/>
                 <w:color w:val="000000"/>
                 <w:sz w:val="20"/>
                 <w:szCs w:val="20"/>
@@ -732,7 +700,7 @@
         </w:tc>
         <w:tc>
           <w:tcPr>
-            <w:tcW w:w="810" w:type="dxa"/>
+            <w:tcW w:w="957" w:type="dxa"/>
           </w:tcPr>
           <w:p>
             <w:pPr>
@@ -748,7 +716,7 @@
         </w:tc>
         <w:tc>
           <w:tcPr>
-            <w:tcW w:w="2488" w:type="dxa"/>
+            <w:tcW w:w="2038" w:type="dxa"/>
           </w:tcPr>
           <w:p>
             <w:pPr>
@@ -764,10 +732,9 @@
         </w:tc>
       </w:tr>
       <w:tr>
-        <w:trPr/>
         <w:tc>
           <w:tcPr>
-            <w:tcW w:w="1804" w:type="dxa"/>
+            <w:tcW w:w="1521" w:type="dxa"/>
           </w:tcPr>
           <w:p>
             <w:pPr>
@@ -781,7 +748,6 @@
             </w:pPr>
             <w:r>
               <w:rPr>
-                <w:rFonts w:ascii="Aptos" w:hAnsi="Aptos" w:cs="Aptos" w:eastAsia="Aptos"/>
                 <w:color w:val="000000"/>
                 <w:sz w:val="20"/>
                 <w:szCs w:val="20"/>
@@ -792,7 +758,7 @@
         </w:tc>
         <w:tc>
           <w:tcPr>
-            <w:tcW w:w="1996" w:type="dxa"/>
+            <w:tcW w:w="2274" w:type="dxa"/>
           </w:tcPr>
           <w:p>
             <w:pPr>
@@ -806,7 +772,6 @@
             </w:pPr>
             <w:r>
               <w:rPr>
-                <w:rFonts w:ascii="Aptos" w:hAnsi="Aptos" w:cs="Aptos" w:eastAsia="Aptos"/>
                 <w:color w:val="000000"/>
                 <w:sz w:val="20"/>
                 <w:szCs w:val="20"/>
@@ -817,7 +782,7 @@
         </w:tc>
         <w:tc>
           <w:tcPr>
-            <w:tcW w:w="2378" w:type="dxa"/>
+            <w:tcW w:w="2686" w:type="dxa"/>
           </w:tcPr>
           <w:p>
             <w:pPr>
@@ -831,7 +796,6 @@
             </w:pPr>
             <w:r>
               <w:rPr>
-                <w:rFonts w:ascii="Aptos" w:hAnsi="Aptos" w:cs="Aptos" w:eastAsia="Aptos"/>
                 <w:color w:val="000000"/>
                 <w:sz w:val="20"/>
                 <w:szCs w:val="20"/>
@@ -842,7 +806,7 @@
         </w:tc>
         <w:tc>
           <w:tcPr>
-            <w:tcW w:w="810" w:type="dxa"/>
+            <w:tcW w:w="957" w:type="dxa"/>
           </w:tcPr>
           <w:p>
             <w:pPr>
@@ -858,7 +822,7 @@
         </w:tc>
         <w:tc>
           <w:tcPr>
-            <w:tcW w:w="2488" w:type="dxa"/>
+            <w:tcW w:w="2038" w:type="dxa"/>
           </w:tcPr>
           <w:p>
             <w:pPr>
@@ -874,10 +838,9 @@
         </w:tc>
       </w:tr>
       <w:tr>
-        <w:trPr/>
         <w:tc>
           <w:tcPr>
-            <w:tcW w:w="1804" w:type="dxa"/>
+            <w:tcW w:w="1521" w:type="dxa"/>
           </w:tcPr>
           <w:p>
             <w:pPr>
@@ -891,7 +854,6 @@
             </w:pPr>
             <w:r>
               <w:rPr>
-                <w:rFonts w:ascii="Aptos" w:hAnsi="Aptos" w:cs="Aptos" w:eastAsia="Aptos"/>
                 <w:color w:val="000000"/>
                 <w:sz w:val="20"/>
                 <w:szCs w:val="20"/>
@@ -902,7 +864,7 @@
         </w:tc>
         <w:tc>
           <w:tcPr>
-            <w:tcW w:w="1996" w:type="dxa"/>
+            <w:tcW w:w="2274" w:type="dxa"/>
           </w:tcPr>
           <w:p>
             <w:pPr>
@@ -916,7 +878,6 @@
             </w:pPr>
             <w:r>
               <w:rPr>
-                <w:rFonts w:ascii="Aptos" w:hAnsi="Aptos" w:cs="Aptos" w:eastAsia="Aptos"/>
                 <w:color w:val="000000"/>
                 <w:sz w:val="20"/>
                 <w:szCs w:val="20"/>
@@ -927,7 +888,7 @@
         </w:tc>
         <w:tc>
           <w:tcPr>
-            <w:tcW w:w="2378" w:type="dxa"/>
+            <w:tcW w:w="2686" w:type="dxa"/>
           </w:tcPr>
           <w:p>
             <w:pPr>
@@ -941,7 +902,6 @@
             </w:pPr>
             <w:r>
               <w:rPr>
-                <w:rFonts w:ascii="Aptos" w:hAnsi="Aptos" w:cs="Aptos" w:eastAsia="Aptos"/>
                 <w:color w:val="000000"/>
                 <w:sz w:val="20"/>
                 <w:szCs w:val="20"/>
@@ -952,7 +912,7 @@
         </w:tc>
         <w:tc>
           <w:tcPr>
-            <w:tcW w:w="810" w:type="dxa"/>
+            <w:tcW w:w="957" w:type="dxa"/>
           </w:tcPr>
           <w:p>
             <w:pPr>
@@ -968,7 +928,7 @@
         </w:tc>
         <w:tc>
           <w:tcPr>
-            <w:tcW w:w="2488" w:type="dxa"/>
+            <w:tcW w:w="2038" w:type="dxa"/>
           </w:tcPr>
           <w:p>
             <w:pPr>
@@ -995,7 +955,6 @@
       </w:pPr>
       <w:r>
         <w:rPr>
-          <w:rFonts w:ascii="Aptos" w:hAnsi="Aptos" w:cs="Aptos" w:eastAsia="Aptos"/>
           <w:color w:val="000000"/>
           <w:sz w:val="18"/>
           <w:szCs w:val="18"/>
@@ -1012,14 +971,13 @@
       </w:pPr>
       <w:r>
         <w:rPr>
-          <w:rFonts w:ascii="Aptos" w:hAnsi="Aptos" w:cs="Aptos" w:eastAsia="Aptos"/>
           <w:color w:val="000000"/>
         </w:rPr>
         <w:t>Other comments:</w:t>
       </w:r>
     </w:p>
     <w:sectPr>
-      <w:footerReference w:type="default" r:id="rId10"/>
+      <w:footerReference w:type="default" r:id="rId7"/>
       <w:pgSz w:w="12240" w:h="15840"/>
       <w:pgMar w:top="1440" w:right="1440" w:bottom="1440" w:left="1440" w:header="706" w:footer="706" w:gutter="0"/>
       <w:cols w:space="720"/>
@@ -1049,22 +1007,16 @@
 </file>
 
 <file path=word/footer1.xml><?xml version="1.0" encoding="utf-8"?>
-<w:ftr xmlns:m="http://schemas.openxmlformats.org/officeDocument/2006/math" xmlns:mc="http://schemas.openxmlformats.org/markup-compatibility/2006" xmlns:mo="http://schemas.microsoft.com/office/mac/office/2008/main" xmlns:mv="urn:schemas-microsoft-com:mac:vml" xmlns:o="urn:schemas-microsoft-com:office:office" xmlns:r="http://schemas.openxmlformats.org/officeDocument/2006/relationships" xmlns:v="urn:schemas-microsoft-com:vml" xmlns:w10="urn:schemas-microsoft-com:office:word" xmlns:w14="http://schemas.microsoft.com/office/word/2010/wordml" xmlns:w="http://schemas.openxmlformats.org/wordprocessingml/2006/main" xmlns:wne="http://schemas.microsoft.com/office/word/2006/wordml" xmlns:wp14="http://schemas.microsoft.com/office/word/2010/wordprocessingDrawing" xmlns:wp="http://schemas.openxmlformats.org/drawingml/2006/wordprocessingDrawing" xmlns:wpc="http://schemas.microsoft.com/office/word/2010/wordprocessingCanvas" xmlns:wpg="http://schemas.microsoft.com/office/word/2010/wordprocessingGroup" xmlns:wpi="http://schemas.microsoft.com/office/word/2010/wordprocessingInk" xmlns:wps="http://schemas.microsoft.com/office/word/2010/wordprocessingShape" mc:Ignorable="w14 wp14">
+<w:ftr xmlns:wpc="http://schemas.microsoft.com/office/word/2010/wordprocessingCanvas" xmlns:cx="http://schemas.microsoft.com/office/drawing/2014/chartex" xmlns:cx1="http://schemas.microsoft.com/office/drawing/2015/9/8/chartex" xmlns:cx2="http://schemas.microsoft.com/office/drawing/2015/10/21/chartex" xmlns:cx3="http://schemas.microsoft.com/office/drawing/2016/5/9/chartex" xmlns:cx4="http://schemas.microsoft.com/office/drawing/2016/5/10/chartex" xmlns:cx5="http://schemas.microsoft.com/office/drawing/2016/5/11/chartex" xmlns:cx6="http://schemas.microsoft.com/office/drawing/2016/5/12/chartex" xmlns:cx7="http://schemas.microsoft.com/office/drawing/2016/5/13/chartex" xmlns:cx8="http://schemas.microsoft.com/office/drawing/2016/5/14/chartex" xmlns:mc="http://schemas.openxmlformats.org/markup-compatibility/2006" xmlns:aink="http://schemas.microsoft.com/office/drawing/2016/ink" xmlns:am3d="http://schemas.microsoft.com/office/drawing/2017/model3d" xmlns:o="urn:schemas-microsoft-com:office:office" xmlns:oel="http://schemas.microsoft.com/office/2019/extlst" xmlns:r="http://schemas.openxmlformats.org/officeDocument/2006/relationships" xmlns:m="http://schemas.openxmlformats.org/officeDocument/2006/math" xmlns:v="urn:schemas-microsoft-com:vml" xmlns:wp14="http://schemas.microsoft.com/office/word/2010/wordprocessingDrawing" xmlns:wp="http://schemas.openxmlformats.org/drawingml/2006/wordprocessingDrawing" xmlns:w10="urn:schemas-microsoft-com:office:word" xmlns:w="http://schemas.openxmlformats.org/wordprocessingml/2006/main" xmlns:w14="http://schemas.microsoft.com/office/word/2010/wordml" xmlns:w15="http://schemas.microsoft.com/office/word/2012/wordml" xmlns:w16cex="http://schemas.microsoft.com/office/word/2018/wordml/cex" xmlns:w16cid="http://schemas.microsoft.com/office/word/2016/wordml/cid" xmlns:w16="http://schemas.microsoft.com/office/word/2018/wordml" xmlns:w16du="http://schemas.microsoft.com/office/word/2023/wordml/word16du" xmlns:w16sdtdh="http://schemas.microsoft.com/office/word/2020/wordml/sdtdatahash" xmlns:w16sdtfl="http://schemas.microsoft.com/office/word/2024/wordml/sdtformatlock" xmlns:w16se="http://schemas.microsoft.com/office/word/2015/wordml/symex" xmlns:wpg="http://schemas.microsoft.com/office/word/2010/wordprocessingGroup" xmlns:wpi="http://schemas.microsoft.com/office/word/2010/wordprocessingInk" xmlns:wne="http://schemas.microsoft.com/office/word/2006/wordml" xmlns:wps="http://schemas.microsoft.com/office/word/2010/wordprocessingShape" mc:Ignorable="w14 w15 w16se w16cid w16 w16cex w16sdtdh w16sdtfl w16du wp14">
   <w:p>
-    <w:pPr>
-      <w:spacing w:line="240" w:lineRule="auto" w:before="0" w:after="0"/>
-      <w:jc w:val="left"/>
-    </w:pPr>
     <w:r>
       <w:rPr>
-        <w:rFonts w:ascii="Aptos" w:hAnsi="Aptos" w:eastAsia="Aptos" w:cs="Aptos"/>
         <w:sz w:val="18"/>
       </w:rPr>
       <w:t xml:space="preserve">From J.M. Larson and H.L. Stedge, </w:t>
     </w:r>
     <w:r>
       <w:rPr>
-        <w:rFonts w:ascii="Aptos" w:hAnsi="Aptos" w:eastAsia="Aptos" w:cs="Aptos"/>
         <w:i/>
         <w:sz w:val="18"/>
       </w:rPr>
@@ -1072,7 +1024,6 @@
     </w:r>
     <w:r>
       <w:rPr>
-        <w:rFonts w:ascii="Aptos" w:hAnsi="Aptos" w:eastAsia="Aptos" w:cs="Aptos"/>
         <w:sz w:val="18"/>
       </w:rPr>
       <w:t xml:space="preserve"> (Human Kinetics, 2027).</w:t>
@@ -3244,14 +3195,6 @@
     <w:abstractNumId w:val="13"/>
   </w:num>
 </w:numbering>
-</file>
-
-<file path=word/people.xml><?xml version="1.0" encoding="utf-8"?>
-<w15:people xmlns:wpc="http://schemas.microsoft.com/office/word/2010/wordprocessingCanvas" xmlns:cx="http://schemas.microsoft.com/office/drawing/2014/chartex" xmlns:cx1="http://schemas.microsoft.com/office/drawing/2015/9/8/chartex" xmlns:cx2="http://schemas.microsoft.com/office/drawing/2015/10/21/chartex" xmlns:cx3="http://schemas.microsoft.com/office/drawing/2016/5/9/chartex" xmlns:cx4="http://schemas.microsoft.com/office/drawing/2016/5/10/chartex" xmlns:cx5="http://schemas.microsoft.com/office/drawing/2016/5/11/chartex" xmlns:cx6="http://schemas.microsoft.com/office/drawing/2016/5/12/chartex" xmlns:cx7="http://schemas.microsoft.com/office/drawing/2016/5/13/chartex" xmlns:cx8="http://schemas.microsoft.com/office/drawing/2016/5/14/chartex" xmlns:mc="http://schemas.openxmlformats.org/markup-compatibility/2006" xmlns:aink="http://schemas.microsoft.com/office/drawing/2016/ink" xmlns:am3d="http://schemas.microsoft.com/office/drawing/2017/model3d" xmlns:o="urn:schemas-microsoft-com:office:office" xmlns:oel="http://schemas.microsoft.com/office/2019/extlst" xmlns:r="http://schemas.openxmlformats.org/officeDocument/2006/relationships" xmlns:m="http://schemas.openxmlformats.org/officeDocument/2006/math" xmlns:v="urn:schemas-microsoft-com:vml" xmlns:wp14="http://schemas.microsoft.com/office/word/2010/wordprocessingDrawing" xmlns:wp="http://schemas.openxmlformats.org/drawingml/2006/wordprocessingDrawing" xmlns:w10="urn:schemas-microsoft-com:office:word" xmlns:w="http://schemas.openxmlformats.org/wordprocessingml/2006/main" xmlns:w14="http://schemas.microsoft.com/office/word/2010/wordml" xmlns:w15="http://schemas.microsoft.com/office/word/2012/wordml" xmlns:w16cex="http://schemas.microsoft.com/office/word/2018/wordml/cex" xmlns:w16cid="http://schemas.microsoft.com/office/word/2016/wordml/cid" xmlns:w16="http://schemas.microsoft.com/office/word/2018/wordml" xmlns:w16du="http://schemas.microsoft.com/office/word/2023/wordml/word16du" xmlns:w16sdtdh="http://schemas.microsoft.com/office/word/2020/wordml/sdtdatahash" xmlns:w16sdtfl="http://schemas.microsoft.com/office/word/2024/wordml/sdtformatlock" xmlns:w16se="http://schemas.microsoft.com/office/word/2015/wordml/symex" xmlns:wpg="http://schemas.microsoft.com/office/word/2010/wordprocessingGroup" xmlns:wpi="http://schemas.microsoft.com/office/word/2010/wordprocessingInk" xmlns:wne="http://schemas.microsoft.com/office/word/2006/wordml" xmlns:wps="http://schemas.microsoft.com/office/word/2010/wordprocessingShape" mc:Ignorable="w14 w15 w16se w16cid w16 w16cex w16sdtdh w16sdtfl w16du wp14">
-  <w15:person w15:author="Anna Seaman">
-    <w15:presenceInfo w15:providerId="AD" w15:userId="S::AnnaS@hkusa.com::713ab380-bdda-4997-81d0-fa539102c996"/>
-  </w15:person>
-</w15:people>
 </file>
 
 <file path=word/styles.xml><?xml version="1.0" encoding="utf-8"?>
@@ -3652,7 +3595,7 @@
     <w:qFormat/>
     <w:rsid w:val="00410C21"/>
     <w:rPr>
-      <w:rFonts w:ascii="Aptos" w:hAnsi="Aptos" w:eastAsia="Aptos" w:cs="Aptos"/>
+      <w:rFonts w:ascii="Aptos" w:eastAsia="Aptos" w:hAnsi="Aptos" w:cs="Aptos"/>
     </w:rPr>
   </w:style>
   <w:style w:type="paragraph" w:styleId="Heading1">
@@ -3861,6 +3804,7 @@
   <w:style w:type="character" w:default="1" w:styleId="DefaultParagraphFont">
     <w:name w:val="Default Paragraph Font"/>
     <w:uiPriority w:val="1"/>
+    <w:semiHidden/>
     <w:unhideWhenUsed/>
   </w:style>
   <w:style w:type="table" w:default="1" w:styleId="TableNormal">
